--- a/REPORTS/Semestru2/RC/lab5.docx
+++ b/REPORTS/Semestru2/RC/lab5.docx
@@ -1359,25 +1359,7 @@
           <w:lang w:val="ro-MD"/>
         </w:rPr>
         <w:lastRenderedPageBreak/>
-        <w:t xml:space="preserve">VLAN-uri în </w:t>
-      </w:r>
-      <w:proofErr w:type="spellStart"/>
-      <w:r>
-        <w:rPr>
-          <w:sz w:val="28"/>
-          <w:szCs w:val="28"/>
-          <w:lang w:val="ro-MD"/>
-        </w:rPr>
-        <w:t>Cisco</w:t>
-      </w:r>
-      <w:proofErr w:type="spellEnd"/>
-      <w:r>
-        <w:rPr>
-          <w:sz w:val="28"/>
-          <w:szCs w:val="28"/>
-          <w:lang w:val="ro-MD"/>
-        </w:rPr>
-        <w:t xml:space="preserve"> </w:t>
+        <w:t xml:space="preserve">VLAN-uri în Cisco </w:t>
       </w:r>
       <w:r>
         <w:rPr>
@@ -2960,21 +2942,7 @@
         <w:rPr>
           <w:lang w:val="ro-MD"/>
         </w:rPr>
-        <w:t>Pentru a verifica că parola este funcțională, s-a ieșit din sesiunea curentă și s-a reconectat. IOS-</w:t>
-      </w:r>
-      <w:proofErr w:type="spellStart"/>
-      <w:r>
-        <w:rPr>
-          <w:lang w:val="ro-MD"/>
-        </w:rPr>
-        <w:t>ul</w:t>
-      </w:r>
-      <w:proofErr w:type="spellEnd"/>
-      <w:r>
-        <w:rPr>
-          <w:lang w:val="ro-MD"/>
-        </w:rPr>
-        <w:t xml:space="preserve"> a solicitat introducerea parolei înainte de a permite accesul la CLI, confirmând că linia de consolă este acum securizată.</w:t>
+        <w:t>Pentru a verifica că parola este funcțională, s-a ieșit din sesiunea curentă și s-a reconectat. IOS-ul a solicitat introducerea parolei înainte de a permite accesul la CLI, confirmând că linia de consolă este acum securizată.</w:t>
       </w:r>
     </w:p>
     <w:p>
@@ -4442,21 +4410,13 @@
         <w:rPr>
           <w:bCs/>
         </w:rPr>
-        <w:t xml:space="preserve"> </w:t>
-      </w:r>
-      <w:proofErr w:type="spellStart"/>
-      <w:r>
-        <w:rPr>
-          <w:bCs/>
-        </w:rPr>
-        <w:t>globală</w:t>
-      </w:r>
-      <w:proofErr w:type="spellEnd"/>
-      <w:r>
-        <w:rPr>
-          <w:bCs/>
-        </w:rPr>
-        <w:t>.</w:t>
+        <w:t xml:space="preserve"> globală.</w:t>
+      </w:r>
+      <w:r>
+        <w:rPr>
+          <w:bCs/>
+        </w:rPr>
+        <w:t>0</w:t>
       </w:r>
       <w:r>
         <w:rPr>
@@ -6826,14 +6786,12 @@
       <w:r>
         <w:t xml:space="preserve"> re</w:t>
       </w:r>
-      <w:proofErr w:type="spellStart"/>
       <w:r>
         <w:rPr>
           <w:lang w:val="ro-MD"/>
         </w:rPr>
         <w:t>țelei</w:t>
       </w:r>
-      <w:proofErr w:type="spellEnd"/>
     </w:p>
     <w:p>
       <w:pPr>

--- a/REPORTS/Semestru2/RC/lab5.docx
+++ b/REPORTS/Semestru2/RC/lab5.docx
@@ -11985,13 +11985,13 @@
           <w:noProof/>
         </w:rPr>
         <w:drawing>
-          <wp:anchor distT="0" distB="0" distL="114300" distR="114300" simplePos="0" relativeHeight="251672576" behindDoc="0" locked="0" layoutInCell="1" allowOverlap="1" wp14:anchorId="7F3D7E6B" wp14:editId="5C33D4C8">
+          <wp:anchor distT="0" distB="0" distL="114300" distR="114300" simplePos="0" relativeHeight="251672576" behindDoc="0" locked="0" layoutInCell="1" allowOverlap="1" wp14:anchorId="7F3D7E6B" wp14:editId="4F7D5F8B">
             <wp:simplePos x="0" y="0"/>
-            <wp:positionH relativeFrom="page">
-              <wp:posOffset>1876425</wp:posOffset>
+            <wp:positionH relativeFrom="margin">
+              <wp:align>center</wp:align>
             </wp:positionH>
             <wp:positionV relativeFrom="paragraph">
-              <wp:posOffset>1351280</wp:posOffset>
+              <wp:posOffset>1564640</wp:posOffset>
             </wp:positionV>
             <wp:extent cx="3876675" cy="761365"/>
             <wp:effectExtent l="0" t="0" r="9525" b="635"/>
